--- a/assets/downloads/simulation-7/situation-and-setting.docx
+++ b/assets/downloads/simulation-7/situation-and-setting.docx
@@ -114,7 +114,7 @@
           <w:sz w:val="24"/>
           <w:szCs w:val="24"/>
         </w:rPr>
-        <w:t xml:space="preserve">Emily Johnson is an 18-year-old high school senior training at West Coast Gymnastics Academy for the last two years. She was on the uneven bars when she slipped off and hit the ground with a FOOSH (fall onto outstretched hands) and dislocated her left elbow. The elbow dislocation resulted in posterior displacement of the ulna with no nerve damage and minimal vascular </w:t>
+        <w:t xml:space="preserve">Emily Johnson is an 18-year-old high school senior training at West Coast Gymnastics Academy for the last two years. She was on the uneven bars when she slipped off and hit the ground with a FOOSH (fall onto outstretched hands) and dislocated her left elbow. The elbow dislocation resulted in posterior displacement of the ulna with no nerve damage and minimal vascular damage. It was repaired nonsurgically. There was a pinched nerve but no fracture. Emily still has some pain today (6/10) and does not yet have full range of motion after an eight-day splint. It is </w:t>
       </w:r>
       <w:r>
         <w:rPr>
@@ -124,27 +124,7 @@
           <w:szCs w:val="24"/>
         </w:rPr>
         <w:lastRenderedPageBreak/>
-        <w:t xml:space="preserve">damage. It was repaired </w:t>
-      </w:r>
-      <w:proofErr w:type="spellStart"/>
-      <w:r>
-        <w:rPr>
-          <w:rFonts w:ascii="Aptos" w:hAnsi="Aptos" w:cs="Aptos" w:eastAsia="Aptos"/>
-          <w:color w:val="000000"/>
-          <w:sz w:val="24"/>
-          <w:szCs w:val="24"/>
-        </w:rPr>
-        <w:t>nonsurgically</w:t>
-      </w:r>
-      <w:proofErr w:type="spellEnd"/>
-      <w:r>
-        <w:rPr>
-          <w:rFonts w:ascii="Aptos" w:hAnsi="Aptos" w:cs="Aptos" w:eastAsia="Aptos"/>
-          <w:color w:val="000000"/>
-          <w:sz w:val="24"/>
-          <w:szCs w:val="24"/>
-        </w:rPr>
-        <w:t>. There was a pinched nerve but no fracture. Emily still has some pain today (6/10) and does not yet have full range of motion after an eight-day splint. It is the day after having the splint removed (day 9). She has come to the gym to do some light activity and discuss progression. She is concerned about her ability to compete in the Olympic Trials in eight weeks. She is currently next door chatting with teammates and hanging out. She is scheduled to go to the athletic training clinic (AT clinic) in about 30 minutes to meet with you. Prior to your meeting with Emily, her coach has asked to meet with you. Emily has had numerous other injuries, but none are currently affecting her performance. You can see in Emily’s file that she sees both a sport psychologist and a clinical psychologist, but you are not provided any information on the reason, because this is not accessible to ATs in the electronic medical record and is on a need-to-know basis.</w:t>
+        <w:t>the day after having the splint removed (day 9). She has come to the gym to do some light activity and discuss progression. She is concerned about her ability to compete in the Olympic Trials in eight weeks. She is currently next door chatting with teammates and hanging out. She is scheduled to go to the athletic training clinic (AT clinic) in about 30 minutes to meet with you. Prior to your meeting with Emily, her coach has asked to meet with you. Emily has had numerous other injuries, but none are currently affecting her performance. You can see in Emily’s file that she sees both a sport psychologist and a clinical psychologist, but you are not provided any information on the reason, because this is not accessible to ATs in the electronic medical record and is on a need-to-know basis.</w:t>
       </w:r>
     </w:p>
     <w:p>
@@ -506,7 +486,6 @@
           <w:sz w:val="24"/>
           <w:szCs w:val="24"/>
         </w:rPr>
-        <w:lastRenderedPageBreak/>
         <w:t>Actual diagnosis:</w:t>
       </w:r>
       <w:r>
@@ -545,6 +524,7 @@
           <w:sz w:val="24"/>
           <w:szCs w:val="24"/>
         </w:rPr>
+        <w:lastRenderedPageBreak/>
         <w:t>Following are notes from imaging in the emergency department (ED) that can be found in the patient’s electronic medical record.</w:t>
       </w:r>
     </w:p>
@@ -623,8 +603,167 @@
         <w:t>Postreduction, elbow stable to ROM from 30 to 130 degrees. Splinted.</w:t>
       </w:r>
     </w:p>
+    <w:p>
+      <w:pPr>
+        <w:spacing w:after="0" w:line="480" w:lineRule="auto"/>
+        <w:jc w:val="center"/>
+        <w:rPr>
+          <w:rFonts w:ascii="Times New Roman" w:hAnsi="Times New Roman" w:cs="Times New Roman"/>
+          <w:b/>
+          <w:bCs/>
+          <w:color w:val="000000"/>
+          <w:sz w:val="24"/>
+          <w:szCs w:val="24"/>
+        </w:rPr>
+      </w:pPr>
+      <w:r>
+        <w:drawing>
+          <wp:inline xmlns:a="http://schemas.openxmlformats.org/drawingml/2006/main" xmlns:pic="http://schemas.openxmlformats.org/drawingml/2006/picture">
+            <wp:extent cx="4972050" cy="4381500"/>
+            <wp:docPr id="1" name="Picture 1"/>
+            <wp:cNvGraphicFramePr>
+              <a:graphicFrameLocks noChangeAspect="1"/>
+            </wp:cNvGraphicFramePr>
+            <a:graphic>
+              <a:graphicData uri="http://schemas.openxmlformats.org/drawingml/2006/picture">
+                <pic:pic>
+                  <pic:nvPicPr>
+                    <pic:cNvPr id="0" name="334681599.png"/>
+                    <pic:cNvPicPr/>
+                  </pic:nvPicPr>
+                  <pic:blipFill>
+                    <a:blip r:embed="rId18"/>
+                    <a:stretch>
+                      <a:fillRect/>
+                    </a:stretch>
+                  </pic:blipFill>
+                  <pic:spPr>
+                    <a:xfrm>
+                      <a:off x="0" y="0"/>
+                      <a:ext cx="4972050" cy="4381500"/>
+                    </a:xfrm>
+                    <a:prstGeom prst="rect"/>
+                  </pic:spPr>
+                </pic:pic>
+              </a:graphicData>
+            </a:graphic>
+          </wp:inline>
+        </w:drawing>
+      </w:r>
+    </w:p>
+    <w:p>
+      <w:pPr>
+        <w:spacing w:after="0" w:line="480" w:lineRule="auto"/>
+        <w:rPr>
+          <w:rFonts w:ascii="Times New Roman" w:hAnsi="Times New Roman" w:cs="Times New Roman"/>
+          <w:color w:val="000000"/>
+          <w:sz w:val="24"/>
+          <w:szCs w:val="24"/>
+        </w:rPr>
+      </w:pPr>
+      <w:r>
+        <w:rPr>
+          <w:rFonts w:ascii="Aptos" w:hAnsi="Aptos" w:cs="Aptos" w:eastAsia="Aptos"/>
+          <w:b/>
+          <w:bCs/>
+          <w:color w:val="0A2F41" w:themeColor="accent1" w:themeShade="80"/>
+          <w:sz w:val="24"/>
+          <w:szCs w:val="24"/>
+        </w:rPr>
+        <w:t xml:space="preserve">FIGURE </w:t>
+      </w:r>
+      <w:r>
+        <w:rPr>
+          <w:rFonts w:ascii="Aptos" w:hAnsi="Aptos" w:cs="Aptos" w:eastAsia="Aptos"/>
+          <w:b/>
+          <w:bCs/>
+          <w:color w:val="0A2F41" w:themeColor="accent1" w:themeShade="80"/>
+          <w:sz w:val="24"/>
+          <w:szCs w:val="24"/>
+        </w:rPr>
+        <w:t>7</w:t>
+      </w:r>
+      <w:r>
+        <w:rPr>
+          <w:rFonts w:ascii="Aptos" w:hAnsi="Aptos" w:cs="Aptos" w:eastAsia="Aptos"/>
+          <w:b/>
+          <w:bCs/>
+          <w:color w:val="0A2F41" w:themeColor="accent1" w:themeShade="80"/>
+          <w:sz w:val="24"/>
+          <w:szCs w:val="24"/>
+        </w:rPr>
+        <w:t>.</w:t>
+      </w:r>
+      <w:r>
+        <w:rPr>
+          <w:rFonts w:ascii="Aptos" w:hAnsi="Aptos" w:cs="Aptos" w:eastAsia="Aptos"/>
+          <w:b/>
+          <w:bCs/>
+          <w:color w:val="0A2F41" w:themeColor="accent1" w:themeShade="80"/>
+          <w:sz w:val="24"/>
+          <w:szCs w:val="24"/>
+        </w:rPr>
+        <w:t>2</w:t>
+      </w:r>
+      <w:r>
+        <w:rPr>
+          <w:rFonts w:ascii="Aptos" w:hAnsi="Aptos" w:cs="Aptos" w:eastAsia="Aptos"/>
+          <w:color w:val="000000"/>
+          <w:sz w:val="24"/>
+          <w:szCs w:val="24"/>
+        </w:rPr>
+        <w:t xml:space="preserve"> Day</w:t>
+      </w:r>
+      <w:r>
+        <w:rPr>
+          <w:rFonts w:ascii="Aptos" w:hAnsi="Aptos" w:cs="Aptos" w:eastAsia="Aptos"/>
+          <w:color w:val="000000"/>
+          <w:sz w:val="24"/>
+          <w:szCs w:val="24"/>
+        </w:rPr>
+        <w:t xml:space="preserve"> </w:t>
+      </w:r>
+      <w:r>
+        <w:rPr>
+          <w:rFonts w:ascii="Aptos" w:hAnsi="Aptos" w:cs="Aptos" w:eastAsia="Aptos"/>
+          <w:color w:val="000000"/>
+          <w:sz w:val="24"/>
+          <w:szCs w:val="24"/>
+        </w:rPr>
+        <w:t>8</w:t>
+      </w:r>
+      <w:r>
+        <w:rPr>
+          <w:rFonts w:ascii="Aptos" w:hAnsi="Aptos" w:cs="Aptos" w:eastAsia="Aptos"/>
+          <w:color w:val="000000"/>
+          <w:sz w:val="24"/>
+          <w:szCs w:val="24"/>
+        </w:rPr>
+        <w:t>, out of sling. This is Emily’s injury today.</w:t>
+      </w:r>
+    </w:p>
+    <w:p>
+      <w:pPr>
+        <w:spacing w:after="0" w:line="480" w:lineRule="auto"/>
+        <w:rPr>
+          <w:rFonts w:ascii="Times New Roman" w:hAnsi="Times New Roman" w:cs="Times New Roman"/>
+          <w:color w:val="000000"/>
+          <w:sz w:val="20"/>
+          <w:szCs w:val="20"/>
+        </w:rPr>
+      </w:pPr>
+      <w:r>
+        <w:rPr>
+          <w:rFonts w:ascii="Aptos" w:hAnsi="Aptos" w:cs="Aptos" w:eastAsia="Aptos"/>
+          <w:color w:val="000000"/>
+          <w:sz w:val="20"/>
+          <w:szCs w:val="20"/>
+        </w:rPr>
+        <w:t>skakyn/Adobe Stock</w:t>
+      </w:r>
+    </w:p>
     <w:sectPr>
-      <w:footerReference w:type="default" r:id="rId13"/>
+      <w:footerReference w:type="default" r:id="rId19"/>
       <w:pgSz w:w="12240" w:h="15840"/>
       <w:pgMar w:top="1440" w:right="1440" w:bottom="1440" w:left="1440" w:header="706" w:footer="706" w:gutter="0"/>
       <w:cols w:space="720"/>
@@ -632,6 +771,48 @@
     </w:sectPr>
   </w:body>
 </w:document>
+</file>
+
+<file path=word/comments.xml><?xml version="1.0" encoding="utf-8"?>
+<w:comments xmlns:wpc="http://schemas.microsoft.com/office/word/2010/wordprocessingCanvas" xmlns:cx="http://schemas.microsoft.com/office/drawing/2014/chartex" xmlns:cx1="http://schemas.microsoft.com/office/drawing/2015/9/8/chartex" xmlns:cx2="http://schemas.microsoft.com/office/drawing/2015/10/21/chartex" xmlns:cx3="http://schemas.microsoft.com/office/drawing/2016/5/9/chartex" xmlns:cx4="http://schemas.microsoft.com/office/drawing/2016/5/10/chartex" xmlns:cx5="http://schemas.microsoft.com/office/drawing/2016/5/11/chartex" xmlns:cx6="http://schemas.microsoft.com/office/drawing/2016/5/12/chartex" xmlns:cx7="http://schemas.microsoft.com/office/drawing/2016/5/13/chartex" xmlns:cx8="http://schemas.microsoft.com/office/drawing/2016/5/14/chartex" xmlns:mc="http://schemas.openxmlformats.org/markup-compatibility/2006" xmlns:aink="http://schemas.microsoft.com/office/drawing/2016/ink" xmlns:am3d="http://schemas.microsoft.com/office/drawing/2017/model3d" xmlns:o="urn:schemas-microsoft-com:office:office" xmlns:oel="http://schemas.microsoft.com/office/2019/extlst" xmlns:r="http://schemas.openxmlformats.org/officeDocument/2006/relationships" xmlns:m="http://schemas.openxmlformats.org/officeDocument/2006/math" xmlns:v="urn:schemas-microsoft-com:vml" xmlns:wp14="http://schemas.microsoft.com/office/word/2010/wordprocessingDrawing" xmlns:wp="http://schemas.openxmlformats.org/drawingml/2006/wordprocessingDrawing" xmlns:w10="urn:schemas-microsoft-com:office:word" xmlns:w="http://schemas.openxmlformats.org/wordprocessingml/2006/main" xmlns:w14="http://schemas.microsoft.com/office/word/2010/wordml" xmlns:w15="http://schemas.microsoft.com/office/word/2012/wordml" xmlns:w16cei="http://schemas.microsoft.com/office/word/2026/wordml/cei" xmlns:w16cex="http://schemas.microsoft.com/office/word/2018/wordml/cex" xmlns:w16cid="http://schemas.microsoft.com/office/word/2016/wordml/cid" xmlns:w16="http://schemas.microsoft.com/office/word/2018/wordml" xmlns:w16du="http://schemas.microsoft.com/office/word/2023/wordml/word16du" xmlns:w16sdtdh="http://schemas.microsoft.com/office/word/2020/wordml/sdtdatahash" xmlns:w16sdtfl="http://schemas.microsoft.com/office/word/2024/wordml/sdtformatlock" xmlns:w16se="http://schemas.microsoft.com/office/word/2015/wordml/symex" xmlns:wpg="http://schemas.microsoft.com/office/word/2010/wordprocessingGroup" xmlns:wpi="http://schemas.microsoft.com/office/word/2010/wordprocessingInk" xmlns:wne="http://schemas.microsoft.com/office/word/2006/wordml" xmlns:wps="http://schemas.microsoft.com/office/word/2010/wordprocessingShape" mc:Ignorable="w14 w15 w16se w16cid w16 w16cex w16sdtdh w16sdtfl w16du wp14">
+  <w:comment w:id="7" w:author="Anna Seaman" w:date="2026-08-14T11:28:00Z" w:initials="AS">
+    <w:p>
+      <w:pPr>
+        <w:pStyle w:val="CommentText"/>
+      </w:pPr>
+      <w:r>
+        <w:rPr>
+          <w:rStyle w:val="CommentReference"/>
+        </w:rPr>
+        <w:annotationRef/>
+      </w:r>
+      <w:r>
+        <w:rPr>
+          <w:rFonts w:ascii="Aptos" w:hAnsi="Aptos" w:eastAsia="Aptos" w:cs="Aptos"/>
+        </w:rPr>
+        <w:t>Claire: I recaptured this figure there is a credit line and no other downloadable component (like text), so the credit line needs to be on the figure itself.</w:t>
+      </w:r>
+    </w:p>
+  </w:comment>
+</w:comments>
+</file>
+
+<file path=word/commentsExtended.xml><?xml version="1.0" encoding="utf-8"?>
+<w15:commentsEx xmlns:wpc="http://schemas.microsoft.com/office/word/2010/wordprocessingCanvas" xmlns:cx="http://schemas.microsoft.com/office/drawing/2014/chartex" xmlns:cx1="http://schemas.microsoft.com/office/drawing/2015/9/8/chartex" xmlns:cx2="http://schemas.microsoft.com/office/drawing/2015/10/21/chartex" xmlns:cx3="http://schemas.microsoft.com/office/drawing/2016/5/9/chartex" xmlns:cx4="http://schemas.microsoft.com/office/drawing/2016/5/10/chartex" xmlns:cx5="http://schemas.microsoft.com/office/drawing/2016/5/11/chartex" xmlns:cx6="http://schemas.microsoft.com/office/drawing/2016/5/12/chartex" xmlns:cx7="http://schemas.microsoft.com/office/drawing/2016/5/13/chartex" xmlns:cx8="http://schemas.microsoft.com/office/drawing/2016/5/14/chartex" xmlns:mc="http://schemas.openxmlformats.org/markup-compatibility/2006" xmlns:aink="http://schemas.microsoft.com/office/drawing/2016/ink" xmlns:am3d="http://schemas.microsoft.com/office/drawing/2017/model3d" xmlns:o="urn:schemas-microsoft-com:office:office" xmlns:oel="http://schemas.microsoft.com/office/2019/extlst" xmlns:r="http://schemas.openxmlformats.org/officeDocument/2006/relationships" xmlns:m="http://schemas.openxmlformats.org/officeDocument/2006/math" xmlns:v="urn:schemas-microsoft-com:vml" xmlns:wp14="http://schemas.microsoft.com/office/word/2010/wordprocessingDrawing" xmlns:wp="http://schemas.openxmlformats.org/drawingml/2006/wordprocessingDrawing" xmlns:w10="urn:schemas-microsoft-com:office:word" xmlns:w="http://schemas.openxmlformats.org/wordprocessingml/2006/main" xmlns:w14="http://schemas.microsoft.com/office/word/2010/wordml" xmlns:w15="http://schemas.microsoft.com/office/word/2012/wordml" xmlns:w16cei="http://schemas.microsoft.com/office/word/2026/wordml/cei" xmlns:w16cex="http://schemas.microsoft.com/office/word/2018/wordml/cex" xmlns:w16cid="http://schemas.microsoft.com/office/word/2016/wordml/cid" xmlns:w16="http://schemas.microsoft.com/office/word/2018/wordml" xmlns:w16du="http://schemas.microsoft.com/office/word/2023/wordml/word16du" xmlns:w16sdtdh="http://schemas.microsoft.com/office/word/2020/wordml/sdtdatahash" xmlns:w16sdtfl="http://schemas.microsoft.com/office/word/2024/wordml/sdtformatlock" xmlns:w16se="http://schemas.microsoft.com/office/word/2015/wordml/symex" xmlns:wpg="http://schemas.microsoft.com/office/word/2010/wordprocessingGroup" xmlns:wpi="http://schemas.microsoft.com/office/word/2010/wordprocessingInk" xmlns:wne="http://schemas.microsoft.com/office/word/2006/wordml" xmlns:wps="http://schemas.microsoft.com/office/word/2010/wordprocessingShape" mc:Ignorable="w14 w15 w16se w16cid w16 w16cex w16sdtdh w16sdtfl w16du wp14">
+  <w15:commentEx w15:paraId="71530074" w15:done="0"/>
+</w15:commentsEx>
+</file>
+
+<file path=word/commentsExtensible.xml><?xml version="1.0" encoding="utf-8"?>
+<w16cex:commentsExtensible xmlns:wpc="http://schemas.microsoft.com/office/word/2010/wordprocessingCanvas" xmlns:cx="http://schemas.microsoft.com/office/drawing/2014/chartex" xmlns:cx1="http://schemas.microsoft.com/office/drawing/2015/9/8/chartex" xmlns:cx2="http://schemas.microsoft.com/office/drawing/2015/10/21/chartex" xmlns:cx3="http://schemas.microsoft.com/office/drawing/2016/5/9/chartex" xmlns:cx4="http://schemas.microsoft.com/office/drawing/2016/5/10/chartex" xmlns:cx5="http://schemas.microsoft.com/office/drawing/2016/5/11/chartex" xmlns:cx6="http://schemas.microsoft.com/office/drawing/2016/5/12/chartex" xmlns:cx7="http://schemas.microsoft.com/office/drawing/2016/5/13/chartex" xmlns:cx8="http://schemas.microsoft.com/office/drawing/2016/5/14/chartex" xmlns:cr="http://schemas.microsoft.com/office/comments/2020/reactions" xmlns:mc="http://schemas.openxmlformats.org/markup-compatibility/2006" xmlns:aink="http://schemas.microsoft.com/office/drawing/2016/ink" xmlns:am3d="http://schemas.microsoft.com/office/drawing/2017/model3d" xmlns:o="urn:schemas-microsoft-com:office:office" xmlns:oel="http://schemas.microsoft.com/office/2019/extlst" xmlns:r="http://schemas.openxmlformats.org/officeDocument/2006/relationships" xmlns:m="http://schemas.openxmlformats.org/officeDocument/2006/math" xmlns:v="urn:schemas-microsoft-com:vml" xmlns:wp14="http://schemas.microsoft.com/office/word/2010/wordprocessingDrawing" xmlns:wp="http://schemas.openxmlformats.org/drawingml/2006/wordprocessingDrawing" xmlns:w10="urn:schemas-microsoft-com:office:word" xmlns:w="http://schemas.openxmlformats.org/wordprocessingml/2006/main" xmlns:w14="http://schemas.microsoft.com/office/word/2010/wordml" xmlns:w15="http://schemas.microsoft.com/office/word/2012/wordml" xmlns:w16cei="http://schemas.microsoft.com/office/word/2026/wordml/cei" xmlns:w16cex="http://schemas.microsoft.com/office/word/2018/wordml/cex" xmlns:w16cid="http://schemas.microsoft.com/office/word/2016/wordml/cid" xmlns:w16="http://schemas.microsoft.com/office/word/2018/wordml" xmlns:w16du="http://schemas.microsoft.com/office/word/2023/wordml/word16du" xmlns:w16sdtdh="http://schemas.microsoft.com/office/word/2020/wordml/sdtdatahash" xmlns:w16sdtfl="http://schemas.microsoft.com/office/word/2024/wordml/sdtformatlock" xmlns:w16se="http://schemas.microsoft.com/office/word/2015/wordml/symex" xmlns:wpg="http://schemas.microsoft.com/office/word/2010/wordprocessingGroup" xmlns:wpi="http://schemas.microsoft.com/office/word/2010/wordprocessingInk" xmlns:wne="http://schemas.microsoft.com/office/word/2006/wordml" xmlns:wps="http://schemas.microsoft.com/office/word/2010/wordprocessingShape" mc:Ignorable="w14 w15 w16se w16cid w16 w16cex w16sdtdh w16sdtfl cr w16du wp14">
+  <w16cex:commentExtensible w16cex:durableId="03C55296" w16cex:dateUtc="2026-08-14T16:28:00Z"/>
+</w16cex:commentsExtensible>
+</file>
+
+<file path=word/commentsIds.xml><?xml version="1.0" encoding="utf-8"?>
+<w16cid:commentsIds xmlns:wpc="http://schemas.microsoft.com/office/word/2010/wordprocessingCanvas" xmlns:cx="http://schemas.microsoft.com/office/drawing/2014/chartex" xmlns:cx1="http://schemas.microsoft.com/office/drawing/2015/9/8/chartex" xmlns:cx2="http://schemas.microsoft.com/office/drawing/2015/10/21/chartex" xmlns:cx3="http://schemas.microsoft.com/office/drawing/2016/5/9/chartex" xmlns:cx4="http://schemas.microsoft.com/office/drawing/2016/5/10/chartex" xmlns:cx5="http://schemas.microsoft.com/office/drawing/2016/5/11/chartex" xmlns:cx6="http://schemas.microsoft.com/office/drawing/2016/5/12/chartex" xmlns:cx7="http://schemas.microsoft.com/office/drawing/2016/5/13/chartex" xmlns:cx8="http://schemas.microsoft.com/office/drawing/2016/5/14/chartex" xmlns:mc="http://schemas.openxmlformats.org/markup-compatibility/2006" xmlns:aink="http://schemas.microsoft.com/office/drawing/2016/ink" xmlns:am3d="http://schemas.microsoft.com/office/drawing/2017/model3d" xmlns:o="urn:schemas-microsoft-com:office:office" xmlns:oel="http://schemas.microsoft.com/office/2019/extlst" xmlns:r="http://schemas.openxmlformats.org/officeDocument/2006/relationships" xmlns:m="http://schemas.openxmlformats.org/officeDocument/2006/math" xmlns:v="urn:schemas-microsoft-com:vml" xmlns:wp14="http://schemas.microsoft.com/office/word/2010/wordprocessingDrawing" xmlns:wp="http://schemas.openxmlformats.org/drawingml/2006/wordprocessingDrawing" xmlns:w10="urn:schemas-microsoft-com:office:word" xmlns:w="http://schemas.openxmlformats.org/wordprocessingml/2006/main" xmlns:w14="http://schemas.microsoft.com/office/word/2010/wordml" xmlns:w15="http://schemas.microsoft.com/office/word/2012/wordml" xmlns:w16cei="http://schemas.microsoft.com/office/word/2026/wordml/cei" xmlns:w16cex="http://schemas.microsoft.com/office/word/2018/wordml/cex" xmlns:w16cid="http://schemas.microsoft.com/office/word/2016/wordml/cid" xmlns:w16="http://schemas.microsoft.com/office/word/2018/wordml" xmlns:w16du="http://schemas.microsoft.com/office/word/2023/wordml/word16du" xmlns:w16sdtdh="http://schemas.microsoft.com/office/word/2020/wordml/sdtdatahash" xmlns:w16sdtfl="http://schemas.microsoft.com/office/word/2024/wordml/sdtformatlock" xmlns:w16se="http://schemas.microsoft.com/office/word/2015/wordml/symex" xmlns:wpg="http://schemas.microsoft.com/office/word/2010/wordprocessingGroup" xmlns:wpi="http://schemas.microsoft.com/office/word/2010/wordprocessingInk" xmlns:wne="http://schemas.microsoft.com/office/word/2006/wordml" xmlns:wps="http://schemas.microsoft.com/office/word/2010/wordprocessingShape" mc:Ignorable="w14 w15 w16se w16cid w16 w16cex w16sdtdh w16sdtfl w16du wp14">
+  <w16cid:commentId w16cid:paraId="71530074" w16cid:durableId="03C55296"/>
+</w16cid:commentsIds>
 </file>
 
 <file path=word/endnotes.xml><?xml version="1.0" encoding="utf-8"?>
@@ -679,7 +860,7 @@
         <w:i/>
         <w:sz w:val="18"/>
       </w:rPr>
-      <w:t>Clinical Simulations for the Athletic Trainer HKPropel Access</w:t>
+      <w:t>Clinical Simulations for the Athletic Trainer Instructor Guide</w:t>
     </w:r>
     <w:r>
       <w:rPr>
@@ -2402,6 +2583,14 @@
     <w:abstractNumId w:val="8"/>
   </w:num>
 </w:numbering>
+</file>
+
+<file path=word/people.xml><?xml version="1.0" encoding="utf-8"?>
+<w15:people xmlns:wpc="http://schemas.microsoft.com/office/word/2010/wordprocessingCanvas" xmlns:cx="http://schemas.microsoft.com/office/drawing/2014/chartex" xmlns:cx1="http://schemas.microsoft.com/office/drawing/2015/9/8/chartex" xmlns:cx2="http://schemas.microsoft.com/office/drawing/2015/10/21/chartex" xmlns:cx3="http://schemas.microsoft.com/office/drawing/2016/5/9/chartex" xmlns:cx4="http://schemas.microsoft.com/office/drawing/2016/5/10/chartex" xmlns:cx5="http://schemas.microsoft.com/office/drawing/2016/5/11/chartex" xmlns:cx6="http://schemas.microsoft.com/office/drawing/2016/5/12/chartex" xmlns:cx7="http://schemas.microsoft.com/office/drawing/2016/5/13/chartex" xmlns:cx8="http://schemas.microsoft.com/office/drawing/2016/5/14/chartex" xmlns:mc="http://schemas.openxmlformats.org/markup-compatibility/2006" xmlns:aink="http://schemas.microsoft.com/office/drawing/2016/ink" xmlns:am3d="http://schemas.microsoft.com/office/drawing/2017/model3d" xmlns:o="urn:schemas-microsoft-com:office:office" xmlns:oel="http://schemas.microsoft.com/office/2019/extlst" xmlns:r="http://schemas.openxmlformats.org/officeDocument/2006/relationships" xmlns:m="http://schemas.openxmlformats.org/officeDocument/2006/math" xmlns:v="urn:schemas-microsoft-com:vml" xmlns:wp14="http://schemas.microsoft.com/office/word/2010/wordprocessingDrawing" xmlns:wp="http://schemas.openxmlformats.org/drawingml/2006/wordprocessingDrawing" xmlns:w10="urn:schemas-microsoft-com:office:word" xmlns:w="http://schemas.openxmlformats.org/wordprocessingml/2006/main" xmlns:w14="http://schemas.microsoft.com/office/word/2010/wordml" xmlns:w15="http://schemas.microsoft.com/office/word/2012/wordml" xmlns:w16cei="http://schemas.microsoft.com/office/word/2026/wordml/cei" xmlns:w16cex="http://schemas.microsoft.com/office/word/2018/wordml/cex" xmlns:w16cid="http://schemas.microsoft.com/office/word/2016/wordml/cid" xmlns:w16="http://schemas.microsoft.com/office/word/2018/wordml" xmlns:w16du="http://schemas.microsoft.com/office/word/2023/wordml/word16du" xmlns:w16sdtdh="http://schemas.microsoft.com/office/word/2020/wordml/sdtdatahash" xmlns:w16sdtfl="http://schemas.microsoft.com/office/word/2024/wordml/sdtformatlock" xmlns:w16se="http://schemas.microsoft.com/office/word/2015/wordml/symex" xmlns:wpg="http://schemas.microsoft.com/office/word/2010/wordprocessingGroup" xmlns:wpi="http://schemas.microsoft.com/office/word/2010/wordprocessingInk" xmlns:wne="http://schemas.microsoft.com/office/word/2006/wordml" xmlns:wps="http://schemas.microsoft.com/office/word/2010/wordprocessingShape" mc:Ignorable="w14 w15 w16se w16cid w16 w16cex w16sdtdh w16sdtfl w16du wp14">
+  <w15:person w15:author="Anna Seaman">
+    <w15:presenceInfo w15:providerId="AD" w15:userId="S::AnnaS@hkusa.com::713ab380-bdda-4997-81d0-fa539102c996"/>
+  </w15:person>
+</w15:people>
 </file>
 
 <file path=word/styles.xml><?xml version="1.0" encoding="utf-8"?>
@@ -3914,10 +4103,6 @@
 </file>
 
 <file path=customXml/item1.xml><?xml version="1.0" encoding="utf-8"?>
-<b:Sources xmlns:b="http://schemas.openxmlformats.org/officeDocument/2006/bibliography" xmlns="http://schemas.openxmlformats.org/officeDocument/2006/bibliography" SelectedStyle="\APASixthEditionOfficeOnline.xsl" StyleName="APA" Version="6"/>
-</file>
-
-<file path=customXml/item2.xml><?xml version="1.0" encoding="utf-8"?>
 <p:properties xmlns:p="http://schemas.microsoft.com/office/2006/metadata/properties" xmlns:xsi="http://www.w3.org/2001/XMLSchema-instance" xmlns:pc="http://schemas.microsoft.com/office/infopath/2007/PartnerControls">
   <documentManagement>
     <lcf76f155ced4ddcb4097134ff3c332f xmlns="59ca233b-f72d-4bec-9318-80a7585eb732">
@@ -3931,7 +4116,20 @@
 </p:properties>
 </file>
 
+<file path=customXml/item2.xml><?xml version="1.0" encoding="utf-8"?>
+<b:Sources xmlns:b="http://schemas.openxmlformats.org/officeDocument/2006/bibliography" xmlns="http://schemas.openxmlformats.org/officeDocument/2006/bibliography" SelectedStyle="\APASixthEditionOfficeOnline.xsl" StyleName="APA" Version="6"/>
+</file>
+
 <file path=customXml/item3.xml><?xml version="1.0" encoding="utf-8"?>
+<?mso-contentType ?>
+<FormTemplates xmlns="http://schemas.microsoft.com/sharepoint/v3/contenttype/forms">
+  <Display>DocumentLibraryForm</Display>
+  <Edit>DocumentLibraryForm</Edit>
+  <New>DocumentLibraryForm</New>
+</FormTemplates>
+</file>
+
+<file path=customXml/item4.xml><?xml version="1.0" encoding="utf-8"?>
 <ct:contentTypeSchema xmlns:ct="http://schemas.microsoft.com/office/2006/metadata/contentType" xmlns:ma="http://schemas.microsoft.com/office/2006/metadata/properties/metaAttributes" ct:_="" ma:_="" ma:contentTypeName="Document" ma:contentTypeID="0x010100A7FBC9A1F171064B9DBE138560CD8427" ma:contentTypeVersion="17" ma:contentTypeDescription="Create a new document." ma:contentTypeScope="" ma:versionID="33697a2cf926bcfd0320b16f336c26fe">
   <xsd:schema xmlns:xsd="http://www.w3.org/2001/XMLSchema" xmlns:xs="http://www.w3.org/2001/XMLSchema" xmlns:p="http://schemas.microsoft.com/office/2006/metadata/properties" xmlns:ns2="59ca233b-f72d-4bec-9318-80a7585eb732" xmlns:ns3="a0aebf02-ecd4-408a-a2a6-04cd48f4325f" targetNamespace="http://schemas.microsoft.com/office/2006/metadata/properties" ma:root="true" ma:fieldsID="5358c4eaa0edd19a887bce9ec4f4003a" ns2:_="" ns3:_="">
     <xsd:import namespace="59ca233b-f72d-4bec-9318-80a7585eb732"/>
@@ -4168,24 +4366,7 @@
 </ct:contentTypeSchema>
 </file>
 
-<file path=customXml/item4.xml><?xml version="1.0" encoding="utf-8"?>
-<?mso-contentType ?>
-<FormTemplates xmlns="http://schemas.microsoft.com/sharepoint/v3/contenttype/forms">
-  <Display>DocumentLibraryForm</Display>
-  <Edit>DocumentLibraryForm</Edit>
-  <New>DocumentLibraryForm</New>
-</FormTemplates>
-</file>
-
 <file path=customXml/itemProps1.xml><?xml version="1.0" encoding="utf-8"?>
-<ds:datastoreItem xmlns:ds="http://schemas.openxmlformats.org/officeDocument/2006/customXml" ds:itemID="{DFA5D10C-C119-4296-93DA-5F2031F02F86}">
-  <ds:schemaRefs>
-    <ds:schemaRef ds:uri="http://schemas.openxmlformats.org/officeDocument/2006/bibliography"/>
-  </ds:schemaRefs>
-</ds:datastoreItem>
-</file>
-
-<file path=customXml/itemProps2.xml><?xml version="1.0" encoding="utf-8"?>
 <ds:datastoreItem xmlns:ds="http://schemas.openxmlformats.org/officeDocument/2006/customXml" ds:itemID="{9BF0AC6A-0FC6-4345-8B63-8F6107911640}">
   <ds:schemaRefs>
     <ds:schemaRef ds:uri="http://schemas.microsoft.com/office/2006/metadata/properties"/>
@@ -4196,7 +4377,23 @@
 </ds:datastoreItem>
 </file>
 
+<file path=customXml/itemProps2.xml><?xml version="1.0" encoding="utf-8"?>
+<ds:datastoreItem xmlns:ds="http://schemas.openxmlformats.org/officeDocument/2006/customXml" ds:itemID="{DFA5D10C-C119-4296-93DA-5F2031F02F86}">
+  <ds:schemaRefs>
+    <ds:schemaRef ds:uri="http://schemas.openxmlformats.org/officeDocument/2006/bibliography"/>
+  </ds:schemaRefs>
+</ds:datastoreItem>
+</file>
+
 <file path=customXml/itemProps3.xml><?xml version="1.0" encoding="utf-8"?>
+<ds:datastoreItem xmlns:ds="http://schemas.openxmlformats.org/officeDocument/2006/customXml" ds:itemID="{AED96D5F-B40C-4082-A8A8-E1A6EE85E8FE}">
+  <ds:schemaRefs>
+    <ds:schemaRef ds:uri="http://schemas.microsoft.com/sharepoint/v3/contenttype/forms"/>
+  </ds:schemaRefs>
+</ds:datastoreItem>
+</file>
+
+<file path=customXml/itemProps4.xml><?xml version="1.0" encoding="utf-8"?>
 <ds:datastoreItem xmlns:ds="http://schemas.openxmlformats.org/officeDocument/2006/customXml" ds:itemID="{7883F45E-6EE7-4D40-BE88-CCDF118F5167}">
   <ds:schemaRefs>
     <ds:schemaRef ds:uri="http://schemas.microsoft.com/office/2006/metadata/contentType"/>
@@ -4213,12 +4410,4 @@
     <ds:schemaRef ds:uri="http://schemas.microsoft.com/internal/obd"/>
   </ds:schemaRefs>
 </ds:datastoreItem>
-</file>
-
-<file path=customXml/itemProps4.xml><?xml version="1.0" encoding="utf-8"?>
-<ds:datastoreItem xmlns:ds="http://schemas.openxmlformats.org/officeDocument/2006/customXml" ds:itemID="{AED96D5F-B40C-4082-A8A8-E1A6EE85E8FE}">
-  <ds:schemaRefs>
-    <ds:schemaRef ds:uri="http://schemas.microsoft.com/sharepoint/v3/contenttype/forms"/>
-  </ds:schemaRefs>
-</ds:datastoreItem>
 </file>